--- a/arb/docx/51.content.docx
+++ b/arb/docx/51.content.docx
@@ -22,7 +22,7 @@
         <w:rPr>
           <w:lang w:val="ar_AE" w:bidi="ar_AE"/>
         </w:rPr>
-        <w:t>Resource: ملاحظات الدراسة - مقدمات الكتب (تينديل)</w:t>
+        <w:t>Resource: Tyndale Open Study Notes</w:t>
       </w:r>
       <w:r>
         <w:rPr>
@@ -122,7 +122,7 @@
         <w:rPr>
           <w:lang w:val="ar_AE" w:bidi="ar_AE"/>
         </w:rPr>
-        <w:t>ملاحظات الدراسة - مقدمات الكتب (تينديل)</w:t>
+        <w:t>Tyndale Open Study Notes</w:t>
       </w:r>
     </w:p>
     <w:p>

--- a/arb/docx/51.content.docx
+++ b/arb/docx/51.content.docx
@@ -22,7 +22,7 @@
         <w:rPr>
           <w:lang w:val="ar_AE" w:bidi="ar_AE"/>
         </w:rPr>
-        <w:t>Resource: Tyndale Open Study Notes</w:t>
+        <w:t>Resource: Aquifer Open Study Notes (Book Intros)</w:t>
       </w:r>
       <w:r>
         <w:rPr>
@@ -122,7 +122,7 @@
         <w:rPr>
           <w:lang w:val="ar_AE" w:bidi="ar_AE"/>
         </w:rPr>
-        <w:t>Tyndale Open Study Notes</w:t>
+        <w:t>Aquifer Open Study Notes (Book Intros)</w:t>
       </w:r>
     </w:p>
     <w:p>

--- a/arb/docx/51.content.docx
+++ b/arb/docx/51.content.docx
@@ -9,6 +9,8 @@
       </w:pPr>
       <w:r>
         <w:rPr>
+          <w:rtl/>
+          <w:cs/>
           <w:lang w:val="ar_AE" w:bidi="ar_AE"/>
         </w:rPr>
       </w:r>
@@ -20,12 +22,16 @@
       </w:pPr>
       <w:r>
         <w:rPr>
+          <w:rtl/>
+          <w:cs/>
           <w:lang w:val="ar_AE" w:bidi="ar_AE"/>
         </w:rPr>
         <w:t>Resource: Aquifer Open Study Notes (Book Intros)</w:t>
       </w:r>
       <w:r>
         <w:rPr>
+          <w:rtl/>
+          <w:cs/>
           <w:lang w:val="ar_AE" w:bidi="ar_AE"/>
         </w:rPr>
       </w:r>
@@ -36,12 +42,16 @@
       </w:pPr>
       <w:r>
         <w:rPr>
+          <w:rtl/>
+          <w:cs/>
           <w:lang w:val="ar_AE" w:bidi="ar_AE"/>
         </w:rPr>
       </w:r>
       <w:r>
         <w:rPr>
           <w:b/>
+          <w:rtl/>
+          <w:cs/>
           <w:lang w:val="ar_AE" w:bidi="ar_AE"/>
         </w:rPr>
         <w:t>Aquifer Open Study Notes (Book Intros)</w:t>
@@ -53,35 +63,47 @@
       </w:pPr>
       <w:r>
         <w:rPr>
-          <w:lang w:val="ar_AE" w:bidi="ar_AE"/>
-        </w:rPr>
-      </w:r>
-      <w:r>
-        <w:rPr>
+          <w:rtl/>
+          <w:cs/>
+          <w:lang w:val="ar_AE" w:bidi="ar_AE"/>
+        </w:rPr>
+      </w:r>
+      <w:r>
+        <w:rPr>
+          <w:rtl/>
+          <w:cs/>
           <w:lang w:val="ar_AE" w:bidi="ar_AE"/>
         </w:rPr>
         <w:t xml:space="preserve">This work is an adaptation of </w:t>
       </w:r>
       <w:r>
         <w:rPr>
+          <w:rtl/>
+          <w:cs/>
           <w:lang w:val="ar_AE" w:bidi="ar_AE"/>
         </w:rPr>
         <w:t>Tyndale Open Study Notes</w:t>
       </w:r>
       <w:r>
         <w:rPr>
+          <w:rtl/>
+          <w:cs/>
           <w:lang w:val="ar_AE" w:bidi="ar_AE"/>
         </w:rPr>
         <w:t xml:space="preserve"> © 2023 Tyndale House Publishers, licensed under the CC BY-SA 4.0 license. The adaptation, </w:t>
       </w:r>
       <w:r>
         <w:rPr>
+          <w:rtl/>
+          <w:cs/>
           <w:lang w:val="ar_AE" w:bidi="ar_AE"/>
         </w:rPr>
         <w:t>Aquifer Open Study Notes</w:t>
       </w:r>
       <w:r>
         <w:rPr>
+          <w:rtl/>
+          <w:cs/>
           <w:lang w:val="ar_AE" w:bidi="ar_AE"/>
         </w:rPr>
         <w:t>, was created by Mission Mutual and is also licensed under CC BY-SA 4.0.</w:t>
@@ -93,22 +115,30 @@
       </w:pPr>
       <w:r>
         <w:rPr>
-          <w:lang w:val="ar_AE" w:bidi="ar_AE"/>
-        </w:rPr>
-      </w:r>
-      <w:r>
-        <w:rPr>
+          <w:rtl/>
+          <w:cs/>
+          <w:lang w:val="ar_AE" w:bidi="ar_AE"/>
+        </w:rPr>
+      </w:r>
+      <w:r>
+        <w:rPr>
+          <w:rtl/>
+          <w:cs/>
           <w:lang w:val="ar_AE" w:bidi="ar_AE"/>
         </w:rPr>
         <w:t>This resource has been adapted into multiple languages, including English, Tok Pisin, Arabic (عربي), French (Français), Hindi (हिंदी), Indonesian (Bahasa Indonesia), Portuguese (Português), Russian (Русский), Spanish (Español), Swahili (Kiswahili), and Simplified Chinese (简体中文).</w:t>
       </w:r>
       <w:r>
         <w:rPr>
-          <w:lang w:val="ar_AE" w:bidi="ar_AE"/>
-        </w:rPr>
-      </w:r>
-      <w:r>
-        <w:rPr>
+          <w:rtl/>
+          <w:cs/>
+          <w:lang w:val="ar_AE" w:bidi="ar_AE"/>
+        </w:rPr>
+      </w:r>
+      <w:r>
+        <w:rPr>
+          <w:rtl/>
+          <w:cs/>
           <w:lang w:val="ar_AE" w:bidi="ar_AE"/>
         </w:rPr>
       </w:r>
@@ -120,6 +150,8 @@
       </w:pPr>
       <w:r>
         <w:rPr>
+          <w:rtl/>
+          <w:cs/>
           <w:lang w:val="ar_AE" w:bidi="ar_AE"/>
         </w:rPr>
         <w:t>Aquifer Open Study Notes (Book Intros)</w:t>
@@ -149,6 +181,8 @@
       </w:pPr>
       <w:r>
         <w:rPr>
+          <w:rtl/>
+          <w:cs/>
           <w:lang w:val="ar_AE" w:bidi="ar_AE"/>
         </w:rPr>
       </w:r>
@@ -160,12 +194,16 @@
       </w:pPr>
       <w:r>
         <w:rPr>
+          <w:rtl/>
+          <w:cs/>
           <w:lang w:val="ar_AE" w:bidi="ar_AE"/>
         </w:rPr>
         <w:t>COL</w:t>
       </w:r>
       <w:r>
         <w:rPr>
+          <w:rtl/>
+          <w:cs/>
           <w:lang w:val="ar_AE" w:bidi="ar_AE"/>
         </w:rPr>
       </w:r>
@@ -176,22 +214,30 @@
       </w:pPr>
       <w:r>
         <w:rPr>
-          <w:lang w:val="ar_AE" w:bidi="ar_AE"/>
-        </w:rPr>
-      </w:r>
-      <w:r>
-        <w:rPr>
+          <w:rtl/>
+          <w:cs/>
+          <w:lang w:val="ar_AE" w:bidi="ar_AE"/>
+        </w:rPr>
+      </w:r>
+      <w:r>
+        <w:rPr>
+          <w:rtl/>
+          <w:cs/>
           <w:lang w:val="ar_AE" w:bidi="ar_AE"/>
         </w:rPr>
         <w:t xml:space="preserve"> </w:t>
       </w:r>
       <w:r>
         <w:rPr>
-          <w:lang w:val="ar_AE" w:bidi="ar_AE"/>
-        </w:rPr>
-      </w:r>
-      <w:r>
-        <w:rPr>
+          <w:rtl/>
+          <w:cs/>
+          <w:lang w:val="ar_AE" w:bidi="ar_AE"/>
+        </w:rPr>
+      </w:r>
+      <w:r>
+        <w:rPr>
+          <w:rtl/>
+          <w:cs/>
           <w:lang w:val="ar_AE" w:bidi="ar_AE"/>
         </w:rPr>
       </w:r>
@@ -217,6 +263,8 @@
       </w:pPr>
       <w:r>
         <w:rPr>
+          <w:rtl/>
+          <w:cs/>
           <w:lang w:val="ar_AE" w:bidi="ar_AE"/>
         </w:rPr>
       </w:r>
@@ -228,12 +276,16 @@
       </w:pPr>
       <w:r>
         <w:rPr>
+          <w:rtl/>
+          <w:cs/>
           <w:lang w:val="ar_AE" w:bidi="ar_AE"/>
         </w:rPr>
         <w:t>كولوسي</w:t>
       </w:r>
       <w:r>
         <w:rPr>
+          <w:rtl/>
+          <w:cs/>
           <w:lang w:val="ar_AE" w:bidi="ar_AE"/>
         </w:rPr>
       </w:r>
@@ -244,17 +296,23 @@
       </w:pPr>
       <w:r>
         <w:rPr>
-          <w:lang w:val="ar_AE" w:bidi="ar_AE"/>
-        </w:rPr>
-      </w:r>
-      <w:r>
-        <w:rPr>
+          <w:rtl/>
+          <w:cs/>
+          <w:lang w:val="ar_AE" w:bidi="ar_AE"/>
+        </w:rPr>
+      </w:r>
+      <w:r>
+        <w:rPr>
+          <w:rtl/>
+          <w:cs/>
           <w:lang w:val="ar_AE" w:bidi="ar_AE"/>
         </w:rPr>
         <w:t>تَجْمَعُ الرِّسَالَةُ إلى أهل كُولُوسِّي بين أعمقِ التعاليم وأسماها عن المَسِيح وبين الوصايا الأساسيَّة للغايةِ من أجل الحياةِ. كما هو الحال في أيِّ سِفْرٍ آخر في العَهْدِ الجَدِيدِ، تُذَكِّرُنا الرِّسَالَةُ إلى كُولُوسِّي بقوَّةٍ بأن المَسِيحِ لا بُدَّ أن يحتَلَّ المكانَةُ الأَسْمَى دائمًا في وِجدانِ المسيحيين وعبادَتِهم</w:t>
       </w:r>
       <w:r>
         <w:rPr>
+          <w:rtl/>
+          <w:cs/>
           <w:lang w:val="ar_AE" w:bidi="ar_AE"/>
         </w:rPr>
         <w:t>.</w:t>
@@ -268,6 +326,8 @@
       <w:r>
         <w:rPr>
           <w:b/>
+          <w:rtl/>
+          <w:cs/>
           <w:lang w:val="ar_AE" w:bidi="ar_AE"/>
         </w:rPr>
         <w:t>سِياقُ الرِّسَالَةِ</w:t>
@@ -279,11 +339,15 @@
       </w:pPr>
       <w:r>
         <w:rPr>
-          <w:lang w:val="ar_AE" w:bidi="ar_AE"/>
-        </w:rPr>
-      </w:r>
-      <w:r>
-        <w:rPr>
+          <w:rtl/>
+          <w:cs/>
+          <w:lang w:val="ar_AE" w:bidi="ar_AE"/>
+        </w:rPr>
+      </w:r>
+      <w:r>
+        <w:rPr>
+          <w:rtl/>
+          <w:cs/>
           <w:lang w:val="ar_AE" w:bidi="ar_AE"/>
         </w:rPr>
         <w:t>تقعُ مدينةُ كُولُوسِّي على بُعْدِ 120 ميلاً تقريبًا (193 كيلومترًا) شَرْقَ مدينةِ أَفَسُس، في إقليم آسِيَّا الرُّوماني أيْ (تركيا المعاصرة اليوم).</w:t>
@@ -295,17 +359,23 @@
       </w:pPr>
       <w:r>
         <w:rPr>
-          <w:lang w:val="ar_AE" w:bidi="ar_AE"/>
-        </w:rPr>
-      </w:r>
-      <w:r>
-        <w:rPr>
+          <w:rtl/>
+          <w:cs/>
+          <w:lang w:val="ar_AE" w:bidi="ar_AE"/>
+        </w:rPr>
+      </w:r>
+      <w:r>
+        <w:rPr>
+          <w:rtl/>
+          <w:cs/>
           <w:lang w:val="ar_AE" w:bidi="ar_AE"/>
         </w:rPr>
         <w:t xml:space="preserve">يُشيرُ الرَّسُول بُولُس إلى أَبَفْرَاسَ بوصفه الخادِمَ الذي حَمَلَ بشارة الإنجيل لأَوَّلِ مَرَّةً إلى أهل كُولُوسِّي </w:t>
       </w:r>
       <w:r>
         <w:rPr>
+          <w:rtl/>
+          <w:cs/>
           <w:lang w:val="ar_AE" w:bidi="ar_AE"/>
         </w:rPr>
         <w:t>(</w:t>
@@ -313,6 +383,8 @@
       <w:hyperlink r:id="rId13">
         <w:r>
           <w:rPr>
+            <w:rtl/>
+            <w:cs/>
             <w:lang w:val="ar_AE" w:bidi="ar_AE"/>
           </w:rPr>
           <w:rPr>
@@ -324,18 +396,24 @@
       </w:hyperlink>
       <w:r>
         <w:rPr>
+          <w:rtl/>
+          <w:cs/>
           <w:lang w:val="ar_AE" w:bidi="ar_AE"/>
         </w:rPr>
         <w:t xml:space="preserve">). </w:t>
       </w:r>
       <w:r>
         <w:rPr>
+          <w:rtl/>
+          <w:cs/>
           <w:lang w:val="ar_AE" w:bidi="ar_AE"/>
         </w:rPr>
         <w:t xml:space="preserve">وربَّما اهتدى أَبَفْرَاسَ إلى الإيمان أثناء خدمَةِ الرَّسُول بُولُس التي دَامَتْ ثلاث سنواتٍ في أَفَسسَ. كانَتْ أَفَسُس هي المركزُ التُّجارِيُّ والحكوميُّ لإقليم آسِيَّا بأكْمَلِه، وقد ضَمَّ هذا الإقليمُ مدينة كُولُوسِّي. يُخْبِرُنا البشير لُوقَا أنه أثناء فترة تواجُد الرَّسُول في أَفَسُس قد "سَمِعَ كَلِمَةَ الرَّبِّ يَسُوعَ جَمِيعُ السَّاكِنِينَ فِي أَسِيَّا، مِنْ يَهُودٍ وَيُونَانِيِّينَ </w:t>
       </w:r>
       <w:r>
         <w:rPr>
+          <w:rtl/>
+          <w:cs/>
           <w:lang w:val="ar_AE" w:bidi="ar_AE"/>
         </w:rPr>
         <w:t>(</w:t>
@@ -343,6 +421,8 @@
       <w:hyperlink r:id="rId14">
         <w:r>
           <w:rPr>
+            <w:rtl/>
+            <w:cs/>
             <w:lang w:val="ar_AE" w:bidi="ar_AE"/>
           </w:rPr>
           <w:rPr>
@@ -354,18 +434,24 @@
       </w:hyperlink>
       <w:r>
         <w:rPr>
+          <w:rtl/>
+          <w:cs/>
           <w:lang w:val="ar_AE" w:bidi="ar_AE"/>
         </w:rPr>
         <w:t xml:space="preserve">). </w:t>
       </w:r>
       <w:r>
         <w:rPr>
+          <w:rtl/>
+          <w:cs/>
           <w:lang w:val="ar_AE" w:bidi="ar_AE"/>
         </w:rPr>
         <w:t>ومع أن الرَّسُول بُولُس لم يَزُرْ بذاتِهِ مدينةَ كُولُوسِّي</w:t>
       </w:r>
       <w:r>
         <w:rPr>
+          <w:rtl/>
+          <w:cs/>
           <w:lang w:val="ar_AE" w:bidi="ar_AE"/>
         </w:rPr>
         <w:t xml:space="preserve"> (</w:t>
@@ -373,6 +459,8 @@
       <w:hyperlink r:id="rId15">
         <w:r>
           <w:rPr>
+            <w:rtl/>
+            <w:cs/>
             <w:lang w:val="ar_AE" w:bidi="ar_AE"/>
           </w:rPr>
           <w:rPr>
@@ -384,18 +472,24 @@
       </w:hyperlink>
       <w:r>
         <w:rPr>
+          <w:rtl/>
+          <w:cs/>
           <w:lang w:val="ar_AE" w:bidi="ar_AE"/>
         </w:rPr>
         <w:t xml:space="preserve">)، </w:t>
       </w:r>
       <w:r>
         <w:rPr>
+          <w:rtl/>
+          <w:cs/>
           <w:lang w:val="ar_AE" w:bidi="ar_AE"/>
         </w:rPr>
         <w:t>كان هو "الأَبُ" الرُّوحِيُّ لأَبَفْرَاس، وبالتالي هو "الجَدُّ" الرُّوحيُّ لمؤمِنِي الكنيسةِ في كُولُوسِّي. لذلك كَتَبَ إليهم بسلطانٍ رَسُوليٍّ وعنايةٍ شخصيَّةٍ</w:t>
       </w:r>
       <w:r>
         <w:rPr>
+          <w:rtl/>
+          <w:cs/>
           <w:lang w:val="ar_AE" w:bidi="ar_AE"/>
         </w:rPr>
         <w:t>.</w:t>
@@ -407,17 +501,23 @@
       </w:pPr>
       <w:r>
         <w:rPr>
-          <w:lang w:val="ar_AE" w:bidi="ar_AE"/>
-        </w:rPr>
-      </w:r>
-      <w:r>
-        <w:rPr>
+          <w:rtl/>
+          <w:cs/>
+          <w:lang w:val="ar_AE" w:bidi="ar_AE"/>
+        </w:rPr>
+      </w:r>
+      <w:r>
+        <w:rPr>
+          <w:rtl/>
+          <w:cs/>
           <w:lang w:val="ar_AE" w:bidi="ar_AE"/>
         </w:rPr>
         <w:t>عندما كُتِبَتْ الرِّسَالَةُ إلى كُولُوسِّي، كان أَبَفْرَاسَ يزورُ الرَّسُول بُولُس في السِّجْنِ</w:t>
       </w:r>
       <w:r>
         <w:rPr>
+          <w:rtl/>
+          <w:cs/>
           <w:lang w:val="ar_AE" w:bidi="ar_AE"/>
         </w:rPr>
         <w:t xml:space="preserve"> (</w:t>
@@ -425,6 +525,8 @@
       <w:hyperlink r:id="rId16">
         <w:r>
           <w:rPr>
+            <w:rtl/>
+            <w:cs/>
             <w:lang w:val="ar_AE" w:bidi="ar_AE"/>
           </w:rPr>
           <w:rPr>
@@ -436,18 +538,24 @@
       </w:hyperlink>
       <w:r>
         <w:rPr>
+          <w:rtl/>
+          <w:cs/>
           <w:lang w:val="ar_AE" w:bidi="ar_AE"/>
         </w:rPr>
         <w:t xml:space="preserve">). </w:t>
       </w:r>
       <w:r>
         <w:rPr>
+          <w:rtl/>
+          <w:cs/>
           <w:lang w:val="ar_AE" w:bidi="ar_AE"/>
         </w:rPr>
         <w:t>وقد أَخْبَرَ الرَّسُول بُولُس عن بعض الصعوبات التي كانت تواجهها الكنيسة الناشئة. انْشَغَلَ الرَّسُول بشكلٍ خاص بشأن بعضِ المعلمين الكَذَبَةِ في كُولُوسِّي ممن يُشَدِّدون على أهميَّةِ "الرِّيَاسَاتِ وَالسَّلَاطِينَ"</w:t>
       </w:r>
       <w:r>
         <w:rPr>
+          <w:rtl/>
+          <w:cs/>
           <w:lang w:val="ar_AE" w:bidi="ar_AE"/>
         </w:rPr>
         <w:t xml:space="preserve"> (</w:t>
@@ -455,6 +563,8 @@
       <w:hyperlink r:id="rId17">
         <w:r>
           <w:rPr>
+            <w:rtl/>
+            <w:cs/>
             <w:lang w:val="ar_AE" w:bidi="ar_AE"/>
           </w:rPr>
           <w:rPr>
@@ -466,18 +576,24 @@
       </w:hyperlink>
       <w:r>
         <w:rPr>
+          <w:rtl/>
+          <w:cs/>
           <w:lang w:val="ar_AE" w:bidi="ar_AE"/>
         </w:rPr>
         <w:t>) و"</w:t>
       </w:r>
       <w:r>
         <w:rPr>
+          <w:rtl/>
+          <w:cs/>
           <w:lang w:val="ar_AE" w:bidi="ar_AE"/>
         </w:rPr>
         <w:t>أَرْكَانِ العَالَمِ</w:t>
       </w:r>
       <w:r>
         <w:rPr>
+          <w:rtl/>
+          <w:cs/>
           <w:lang w:val="ar_AE" w:bidi="ar_AE"/>
         </w:rPr>
         <w:t>" (</w:t>
@@ -485,6 +601,8 @@
       <w:hyperlink r:id="rId18">
         <w:r>
           <w:rPr>
+            <w:rtl/>
+            <w:cs/>
             <w:lang w:val="ar_AE" w:bidi="ar_AE"/>
           </w:rPr>
           <w:rPr>
@@ -496,6 +614,8 @@
       </w:hyperlink>
       <w:r>
         <w:rPr>
+          <w:rtl/>
+          <w:cs/>
           <w:lang w:val="ar_AE" w:bidi="ar_AE"/>
         </w:rPr>
         <w:t xml:space="preserve">، </w:t>
@@ -503,6 +623,8 @@
       <w:hyperlink r:id="rId19">
         <w:r>
           <w:rPr>
+            <w:rtl/>
+            <w:cs/>
             <w:lang w:val="ar_AE" w:bidi="ar_AE"/>
           </w:rPr>
           <w:rPr>
@@ -514,18 +636,24 @@
       </w:hyperlink>
       <w:r>
         <w:rPr>
+          <w:rtl/>
+          <w:cs/>
           <w:lang w:val="ar_AE" w:bidi="ar_AE"/>
         </w:rPr>
         <w:t xml:space="preserve">)، </w:t>
       </w:r>
       <w:r>
         <w:rPr>
+          <w:rtl/>
+          <w:cs/>
           <w:lang w:val="ar_AE" w:bidi="ar_AE"/>
         </w:rPr>
         <w:t>الأمر الذي من شأنه الحطِّ من مكانةِ المَسِيحِ. فَكَتَبَ الرَّسُول بُولُس لمعالجةِ هذه القضايا</w:t>
       </w:r>
       <w:r>
         <w:rPr>
+          <w:rtl/>
+          <w:cs/>
           <w:lang w:val="ar_AE" w:bidi="ar_AE"/>
         </w:rPr>
         <w:t>.</w:t>
@@ -539,6 +667,8 @@
       <w:r>
         <w:rPr>
           <w:b/>
+          <w:rtl/>
+          <w:cs/>
           <w:lang w:val="ar_AE" w:bidi="ar_AE"/>
         </w:rPr>
         <w:t>مُوجَزُ الرِّسَالَةِ</w:t>
@@ -550,17 +680,23 @@
       </w:pPr>
       <w:r>
         <w:rPr>
-          <w:lang w:val="ar_AE" w:bidi="ar_AE"/>
-        </w:rPr>
-      </w:r>
-      <w:r>
-        <w:rPr>
+          <w:rtl/>
+          <w:cs/>
+          <w:lang w:val="ar_AE" w:bidi="ar_AE"/>
+        </w:rPr>
+      </w:r>
+      <w:r>
+        <w:rPr>
+          <w:rtl/>
+          <w:cs/>
           <w:lang w:val="ar_AE" w:bidi="ar_AE"/>
         </w:rPr>
         <w:t>تنقسم الرِّسَالَةُ إلى مؤمني كُولُوسِّي إلى جُزئَيْن، الأول في</w:t>
       </w:r>
       <w:r>
         <w:rPr>
+          <w:rtl/>
+          <w:cs/>
           <w:lang w:val="ar_AE" w:bidi="ar_AE"/>
         </w:rPr>
         <w:t xml:space="preserve"> </w:t>
@@ -568,6 +704,8 @@
       <w:hyperlink r:id="rId20">
         <w:r>
           <w:rPr>
+            <w:rtl/>
+            <w:cs/>
             <w:lang w:val="ar_AE" w:bidi="ar_AE"/>
           </w:rPr>
           <w:rPr>
@@ -579,6 +717,8 @@
       </w:hyperlink>
       <w:r>
         <w:rPr>
+          <w:rtl/>
+          <w:cs/>
           <w:lang w:val="ar_AE" w:bidi="ar_AE"/>
         </w:rPr>
         <w:t xml:space="preserve">، ويُرَكِّز على اللاهوت، والثاني في </w:t>
@@ -586,6 +726,8 @@
       <w:hyperlink r:id="rId21">
         <w:r>
           <w:rPr>
+            <w:rtl/>
+            <w:cs/>
             <w:lang w:val="ar_AE" w:bidi="ar_AE"/>
           </w:rPr>
           <w:rPr>
@@ -597,18 +739,24 @@
       </w:hyperlink>
       <w:r>
         <w:rPr>
+          <w:rtl/>
+          <w:cs/>
           <w:lang w:val="ar_AE" w:bidi="ar_AE"/>
         </w:rPr>
         <w:t xml:space="preserve">، </w:t>
       </w:r>
       <w:r>
         <w:rPr>
+          <w:rtl/>
+          <w:cs/>
           <w:lang w:val="ar_AE" w:bidi="ar_AE"/>
         </w:rPr>
         <w:t>ويُرَكِّز على الأمورِ العَمَلِيَّةِ</w:t>
       </w:r>
       <w:r>
         <w:rPr>
+          <w:rtl/>
+          <w:cs/>
           <w:lang w:val="ar_AE" w:bidi="ar_AE"/>
         </w:rPr>
         <w:t>.</w:t>
@@ -620,17 +768,23 @@
       </w:pPr>
       <w:r>
         <w:rPr>
-          <w:lang w:val="ar_AE" w:bidi="ar_AE"/>
-        </w:rPr>
-      </w:r>
-      <w:r>
-        <w:rPr>
+          <w:rtl/>
+          <w:cs/>
+          <w:lang w:val="ar_AE" w:bidi="ar_AE"/>
+        </w:rPr>
+      </w:r>
+      <w:r>
+        <w:rPr>
+          <w:rtl/>
+          <w:cs/>
           <w:lang w:val="ar_AE" w:bidi="ar_AE"/>
         </w:rPr>
         <w:t>تحيَّاتُ الرَّسُول بُولُس، الواردة في</w:t>
       </w:r>
       <w:r>
         <w:rPr>
+          <w:rtl/>
+          <w:cs/>
           <w:lang w:val="ar_AE" w:bidi="ar_AE"/>
         </w:rPr>
         <w:t xml:space="preserve"> (</w:t>
@@ -638,6 +792,8 @@
       <w:hyperlink r:id="rId22">
         <w:r>
           <w:rPr>
+            <w:rtl/>
+            <w:cs/>
             <w:lang w:val="ar_AE" w:bidi="ar_AE"/>
           </w:rPr>
           <w:rPr>
@@ -649,6 +805,8 @@
       </w:hyperlink>
       <w:r>
         <w:rPr>
+          <w:rtl/>
+          <w:cs/>
           <w:lang w:val="ar_AE" w:bidi="ar_AE"/>
         </w:rPr>
         <w:t>)، يليها قِسْمُ للشُّكْرِ (</w:t>
@@ -656,6 +814,8 @@
       <w:hyperlink r:id="rId23">
         <w:r>
           <w:rPr>
+            <w:rtl/>
+            <w:cs/>
             <w:lang w:val="ar_AE" w:bidi="ar_AE"/>
           </w:rPr>
           <w:rPr>
@@ -667,18 +827,24 @@
       </w:hyperlink>
       <w:r>
         <w:rPr>
+          <w:rtl/>
+          <w:cs/>
           <w:lang w:val="ar_AE" w:bidi="ar_AE"/>
         </w:rPr>
         <w:t>)، و</w:t>
       </w:r>
       <w:r>
         <w:rPr>
+          <w:rtl/>
+          <w:cs/>
           <w:lang w:val="ar_AE" w:bidi="ar_AE"/>
         </w:rPr>
         <w:t xml:space="preserve">هي طريقَةٌ نَمَطِيَّةٌ لكتابَةِ الرَّسَائِل في العَهْدِ الجَدِيدِ. بعد ذلك، ولتوضيح فكرَتِهِ اللاهوتيةِ الرئيسة، يقْتَبِسُ الرَّسُول بما يُناسِبُ الموقِفَ ترنيمةً عن سُمُوِّ المَسِيحِ </w:t>
       </w:r>
       <w:r>
         <w:rPr>
+          <w:rtl/>
+          <w:cs/>
           <w:lang w:val="ar_AE" w:bidi="ar_AE"/>
         </w:rPr>
         <w:t>(</w:t>
@@ -686,6 +852,8 @@
       <w:hyperlink r:id="rId24">
         <w:r>
           <w:rPr>
+            <w:rtl/>
+            <w:cs/>
             <w:lang w:val="ar_AE" w:bidi="ar_AE"/>
           </w:rPr>
           <w:rPr>
@@ -697,18 +865,24 @@
       </w:hyperlink>
       <w:r>
         <w:rPr>
+          <w:rtl/>
+          <w:cs/>
           <w:lang w:val="ar_AE" w:bidi="ar_AE"/>
         </w:rPr>
         <w:t xml:space="preserve">)، </w:t>
       </w:r>
       <w:r>
         <w:rPr>
+          <w:rtl/>
+          <w:cs/>
           <w:lang w:val="ar_AE" w:bidi="ar_AE"/>
         </w:rPr>
         <w:t>ثم يُقَدِّم تطبيقًا عَمَلِيًّا</w:t>
       </w:r>
       <w:r>
         <w:rPr>
+          <w:rtl/>
+          <w:cs/>
           <w:lang w:val="ar_AE" w:bidi="ar_AE"/>
         </w:rPr>
         <w:t xml:space="preserve"> (</w:t>
@@ -716,6 +890,8 @@
       <w:hyperlink r:id="rId25">
         <w:r>
           <w:rPr>
+            <w:rtl/>
+            <w:cs/>
             <w:lang w:val="ar_AE" w:bidi="ar_AE"/>
           </w:rPr>
           <w:rPr>
@@ -727,18 +903,24 @@
       </w:hyperlink>
       <w:r>
         <w:rPr>
+          <w:rtl/>
+          <w:cs/>
           <w:lang w:val="ar_AE" w:bidi="ar_AE"/>
         </w:rPr>
         <w:t xml:space="preserve">) </w:t>
       </w:r>
       <w:r>
         <w:rPr>
+          <w:rtl/>
+          <w:cs/>
           <w:lang w:val="ar_AE" w:bidi="ar_AE"/>
         </w:rPr>
         <w:t>قبل الحديثِ عن خِدْمَتِهِ كَرَسُولٍ للأمَمِ</w:t>
       </w:r>
       <w:r>
         <w:rPr>
+          <w:rtl/>
+          <w:cs/>
           <w:lang w:val="ar_AE" w:bidi="ar_AE"/>
         </w:rPr>
         <w:t xml:space="preserve"> (</w:t>
@@ -746,6 +928,8 @@
       <w:hyperlink r:id="rId26">
         <w:r>
           <w:rPr>
+            <w:rtl/>
+            <w:cs/>
             <w:lang w:val="ar_AE" w:bidi="ar_AE"/>
           </w:rPr>
           <w:rPr>
@@ -757,18 +941,24 @@
       </w:hyperlink>
       <w:r>
         <w:rPr>
+          <w:rtl/>
+          <w:cs/>
           <w:lang w:val="ar_AE" w:bidi="ar_AE"/>
         </w:rPr>
         <w:t xml:space="preserve">). </w:t>
       </w:r>
       <w:r>
         <w:rPr>
+          <w:rtl/>
+          <w:cs/>
           <w:lang w:val="ar_AE" w:bidi="ar_AE"/>
         </w:rPr>
         <w:t>ثم يعودُ إلى فِكْرَتِهِ الرئيسَةِ، مناشدًا مؤمني الكنيسة في كُولُوسِّي بالحفاظِ على ولائِهم للمَسِيحِ يَسوع، الذي يَهَبُ لهم الحياةَ الرُّوحِيَّة</w:t>
       </w:r>
       <w:r>
         <w:rPr>
+          <w:rtl/>
+          <w:cs/>
           <w:lang w:val="ar_AE" w:bidi="ar_AE"/>
         </w:rPr>
         <w:t xml:space="preserve"> (</w:t>
@@ -776,6 +966,8 @@
       <w:hyperlink r:id="rId27">
         <w:r>
           <w:rPr>
+            <w:rtl/>
+            <w:cs/>
             <w:lang w:val="ar_AE" w:bidi="ar_AE"/>
           </w:rPr>
           <w:rPr>
@@ -787,18 +979,24 @@
       </w:hyperlink>
       <w:r>
         <w:rPr>
+          <w:rtl/>
+          <w:cs/>
           <w:lang w:val="ar_AE" w:bidi="ar_AE"/>
         </w:rPr>
         <w:t xml:space="preserve">). </w:t>
       </w:r>
       <w:r>
         <w:rPr>
+          <w:rtl/>
+          <w:cs/>
           <w:lang w:val="ar_AE" w:bidi="ar_AE"/>
         </w:rPr>
         <w:t xml:space="preserve">يَنْتَهِي الجزءُ اللاهوتي من الرِّسَالَةِ بتحذِيرٍ من الانشغال ببعضِ المبادِئِ غير المسيحيةِ كوسيلَةٍ لبلوغِ الكَمَالِ الرُّوحِيِّ </w:t>
       </w:r>
       <w:r>
         <w:rPr>
+          <w:rtl/>
+          <w:cs/>
           <w:lang w:val="ar_AE" w:bidi="ar_AE"/>
         </w:rPr>
         <w:t>(</w:t>
@@ -806,6 +1004,8 @@
       <w:hyperlink r:id="rId28">
         <w:r>
           <w:rPr>
+            <w:rtl/>
+            <w:cs/>
             <w:lang w:val="ar_AE" w:bidi="ar_AE"/>
           </w:rPr>
           <w:rPr>
@@ -817,6 +1017,8 @@
       </w:hyperlink>
       <w:r>
         <w:rPr>
+          <w:rtl/>
+          <w:cs/>
           <w:lang w:val="ar_AE" w:bidi="ar_AE"/>
         </w:rPr>
         <w:t>).</w:t>
@@ -828,17 +1030,23 @@
       </w:pPr>
       <w:r>
         <w:rPr>
-          <w:lang w:val="ar_AE" w:bidi="ar_AE"/>
-        </w:rPr>
-      </w:r>
-      <w:r>
-        <w:rPr>
+          <w:rtl/>
+          <w:cs/>
+          <w:lang w:val="ar_AE" w:bidi="ar_AE"/>
+        </w:rPr>
+      </w:r>
+      <w:r>
+        <w:rPr>
+          <w:rtl/>
+          <w:cs/>
           <w:lang w:val="ar_AE" w:bidi="ar_AE"/>
         </w:rPr>
         <w:t>يأتي الجزءُ العَمَلِيُّ من الرِّسَالَةِ في</w:t>
       </w:r>
       <w:r>
         <w:rPr>
+          <w:rtl/>
+          <w:cs/>
           <w:lang w:val="ar_AE" w:bidi="ar_AE"/>
         </w:rPr>
         <w:t xml:space="preserve"> (</w:t>
@@ -846,6 +1054,8 @@
       <w:hyperlink r:id="rId21">
         <w:r>
           <w:rPr>
+            <w:rtl/>
+            <w:cs/>
             <w:lang w:val="ar_AE" w:bidi="ar_AE"/>
           </w:rPr>
           <w:rPr>
@@ -857,18 +1067,24 @@
       </w:hyperlink>
       <w:r>
         <w:rPr>
+          <w:rtl/>
+          <w:cs/>
           <w:lang w:val="ar_AE" w:bidi="ar_AE"/>
         </w:rPr>
         <w:t>)</w:t>
       </w:r>
       <w:r>
         <w:rPr>
+          <w:rtl/>
+          <w:cs/>
           <w:lang w:val="ar_AE" w:bidi="ar_AE"/>
         </w:rPr>
         <w:t>، ويبدأ بدعوةٍ عامَّةٍ للابتعادِ عن الخطيةِ وقَبولِ الحياةِ الجديدةِ في المَسيحِ</w:t>
       </w:r>
       <w:r>
         <w:rPr>
+          <w:rtl/>
+          <w:cs/>
           <w:lang w:val="ar_AE" w:bidi="ar_AE"/>
         </w:rPr>
         <w:t xml:space="preserve"> (</w:t>
@@ -876,6 +1092,8 @@
       <w:hyperlink r:id="rId29">
         <w:r>
           <w:rPr>
+            <w:rtl/>
+            <w:cs/>
             <w:lang w:val="ar_AE" w:bidi="ar_AE"/>
           </w:rPr>
           <w:rPr>
@@ -887,18 +1105,24 @@
       </w:hyperlink>
       <w:r>
         <w:rPr>
+          <w:rtl/>
+          <w:cs/>
           <w:lang w:val="ar_AE" w:bidi="ar_AE"/>
         </w:rPr>
         <w:t xml:space="preserve">). </w:t>
       </w:r>
       <w:r>
         <w:rPr>
+          <w:rtl/>
+          <w:cs/>
           <w:lang w:val="ar_AE" w:bidi="ar_AE"/>
         </w:rPr>
         <w:t>بعد هذه الدعوةِ، يُواصلُ الرَّسُول بُولُس تقديم وصاياه من أجلِ المجتمعِ المسيحيِّ</w:t>
       </w:r>
       <w:r>
         <w:rPr>
+          <w:rtl/>
+          <w:cs/>
           <w:lang w:val="ar_AE" w:bidi="ar_AE"/>
         </w:rPr>
         <w:t xml:space="preserve"> (</w:t>
@@ -906,6 +1130,8 @@
       <w:hyperlink r:id="rId30">
         <w:r>
           <w:rPr>
+            <w:rtl/>
+            <w:cs/>
             <w:lang w:val="ar_AE" w:bidi="ar_AE"/>
           </w:rPr>
           <w:rPr>
@@ -917,18 +1143,24 @@
       </w:hyperlink>
       <w:r>
         <w:rPr>
+          <w:rtl/>
+          <w:cs/>
           <w:lang w:val="ar_AE" w:bidi="ar_AE"/>
         </w:rPr>
         <w:t xml:space="preserve">) </w:t>
       </w:r>
       <w:r>
         <w:rPr>
+          <w:rtl/>
+          <w:cs/>
           <w:lang w:val="ar_AE" w:bidi="ar_AE"/>
         </w:rPr>
         <w:t>والحياةِ الأُسَرِيَّةِ</w:t>
       </w:r>
       <w:r>
         <w:rPr>
+          <w:rtl/>
+          <w:cs/>
           <w:lang w:val="ar_AE" w:bidi="ar_AE"/>
         </w:rPr>
         <w:t xml:space="preserve"> (</w:t>
@@ -936,6 +1168,8 @@
       <w:hyperlink r:id="rId31">
         <w:r>
           <w:rPr>
+            <w:rtl/>
+            <w:cs/>
             <w:lang w:val="ar_AE" w:bidi="ar_AE"/>
           </w:rPr>
           <w:rPr>
@@ -947,18 +1181,24 @@
       </w:hyperlink>
       <w:r>
         <w:rPr>
+          <w:rtl/>
+          <w:cs/>
           <w:lang w:val="ar_AE" w:bidi="ar_AE"/>
         </w:rPr>
         <w:t xml:space="preserve">). </w:t>
       </w:r>
       <w:r>
         <w:rPr>
+          <w:rtl/>
+          <w:cs/>
           <w:lang w:val="ar_AE" w:bidi="ar_AE"/>
         </w:rPr>
         <w:t>تنتهي الرِّسَالَةُ بالحَثِّ على الصَّلاةِ</w:t>
       </w:r>
       <w:r>
         <w:rPr>
+          <w:rtl/>
+          <w:cs/>
           <w:lang w:val="ar_AE" w:bidi="ar_AE"/>
         </w:rPr>
         <w:t xml:space="preserve"> (</w:t>
@@ -966,6 +1206,8 @@
       <w:hyperlink r:id="rId32">
         <w:r>
           <w:rPr>
+            <w:rtl/>
+            <w:cs/>
             <w:lang w:val="ar_AE" w:bidi="ar_AE"/>
           </w:rPr>
           <w:rPr>
@@ -977,18 +1219,24 @@
       </w:hyperlink>
       <w:r>
         <w:rPr>
+          <w:rtl/>
+          <w:cs/>
           <w:lang w:val="ar_AE" w:bidi="ar_AE"/>
         </w:rPr>
         <w:t xml:space="preserve">) </w:t>
       </w:r>
       <w:r>
         <w:rPr>
+          <w:rtl/>
+          <w:cs/>
           <w:lang w:val="ar_AE" w:bidi="ar_AE"/>
         </w:rPr>
         <w:t>مع بعضِ التعليقاتِ على رفقاءِ الخدمةِ، وبعضِ المسيحيين الآخرين</w:t>
       </w:r>
       <w:r>
         <w:rPr>
+          <w:rtl/>
+          <w:cs/>
           <w:lang w:val="ar_AE" w:bidi="ar_AE"/>
         </w:rPr>
         <w:t xml:space="preserve"> (</w:t>
@@ -996,6 +1244,8 @@
       <w:hyperlink r:id="rId33">
         <w:r>
           <w:rPr>
+            <w:rtl/>
+            <w:cs/>
             <w:lang w:val="ar_AE" w:bidi="ar_AE"/>
           </w:rPr>
           <w:rPr>
@@ -1007,6 +1257,8 @@
       </w:hyperlink>
       <w:r>
         <w:rPr>
+          <w:rtl/>
+          <w:cs/>
           <w:lang w:val="ar_AE" w:bidi="ar_AE"/>
         </w:rPr>
         <w:t>).</w:t>
@@ -1020,6 +1272,8 @@
       <w:r>
         <w:rPr>
           <w:b/>
+          <w:rtl/>
+          <w:cs/>
           <w:lang w:val="ar_AE" w:bidi="ar_AE"/>
         </w:rPr>
         <w:t>تَارِيخُ وأَسْبابُ الرِّسَالَةِ</w:t>
@@ -1031,17 +1285,23 @@
       </w:pPr>
       <w:r>
         <w:rPr>
-          <w:lang w:val="ar_AE" w:bidi="ar_AE"/>
-        </w:rPr>
-      </w:r>
-      <w:r>
-        <w:rPr>
+          <w:rtl/>
+          <w:cs/>
+          <w:lang w:val="ar_AE" w:bidi="ar_AE"/>
+        </w:rPr>
+      </w:r>
+      <w:r>
+        <w:rPr>
+          <w:rtl/>
+          <w:cs/>
           <w:lang w:val="ar_AE" w:bidi="ar_AE"/>
         </w:rPr>
         <w:t>الرَّسَائِلُ إلى كُولُوسِّي، أَفَسُس، فِلِيمُون، وفِيلِبِّي معروفةٌ بأنها رَسَائِلُ السِّجْن، فقد كُتِبْتْ كلُّها عندما كانَ الرَّسُول بُولُس في السِّجْنِ بسبب التبشير بِيَسُوع المَسِيح (انْظُرْ</w:t>
       </w:r>
       <w:r>
         <w:rPr>
+          <w:rtl/>
+          <w:cs/>
           <w:lang w:val="ar_AE" w:bidi="ar_AE"/>
         </w:rPr>
         <w:t xml:space="preserve"> </w:t>
@@ -1049,6 +1309,8 @@
       <w:hyperlink r:id="rId34">
         <w:r>
           <w:rPr>
+            <w:rtl/>
+            <w:cs/>
             <w:lang w:val="ar_AE" w:bidi="ar_AE"/>
           </w:rPr>
           <w:rPr>
@@ -1060,42 +1322,56 @@
       </w:hyperlink>
       <w:r>
         <w:rPr>
+          <w:rtl/>
+          <w:cs/>
           <w:lang w:val="ar_AE" w:bidi="ar_AE"/>
         </w:rPr>
         <w:t xml:space="preserve">). </w:t>
       </w:r>
       <w:r>
         <w:rPr>
+          <w:rtl/>
+          <w:cs/>
           <w:lang w:val="ar_AE" w:bidi="ar_AE"/>
         </w:rPr>
         <w:t>والرِّسَائِل إلى أَفَسُس، وكُولُوسِّي، وفِلِيمُون يجمَعُها ارتباطٌ وثيقٌ، ومن المرجَّحِ أنها كُتِبَتْ من نفسِ المكانِ، وفي نَفْس التَّوقيتِ تقريبًا (إما في رُوما أو أَفَسُس - انْظُرْ</w:t>
       </w:r>
       <w:r>
         <w:rPr>
+          <w:rtl/>
+          <w:cs/>
           <w:lang w:val="ar_AE" w:bidi="ar_AE"/>
         </w:rPr>
         <w:t xml:space="preserve"> </w:t>
       </w:r>
       <w:r>
         <w:rPr>
+          <w:rtl/>
+          <w:cs/>
           <w:lang w:val="ar_AE" w:bidi="ar_AE"/>
         </w:rPr>
         <w:t>مُقَدِّمَةَ الرِّسَالَة إلى أَفَسُس، "تَارِيخُ الرِّسَالَةِ وَمَوضِعُ كِتَابَتِها"</w:t>
       </w:r>
       <w:r>
         <w:rPr>
+          <w:rtl/>
+          <w:cs/>
           <w:lang w:val="ar_AE" w:bidi="ar_AE"/>
         </w:rPr>
         <w:t xml:space="preserve">). </w:t>
       </w:r>
       <w:r>
         <w:rPr>
+          <w:rtl/>
+          <w:cs/>
           <w:lang w:val="ar_AE" w:bidi="ar_AE"/>
         </w:rPr>
         <w:t>هذه الرَّسَائِلُ الثلاث تتشاركُ معًا نفسَ الموضوعاتِ والمفردات اللُّغَوِيَّة، وقد كُتِبَتْ لأناسٍ يعيشون في نفسِ الجُزءِ من العالم أيْ في مدينة كُولُوسِّي التي كانَتْ تبعُدُ حوالي 120 ميلاً شَرْقَ مدينة أَفَسُس في إقليم آسِيَّا الرُّوماني، كما كان فِلِيمُون مُقِيمًا في كُولُوسِّي</w:t>
       </w:r>
       <w:r>
         <w:rPr>
+          <w:rtl/>
+          <w:cs/>
           <w:lang w:val="ar_AE" w:bidi="ar_AE"/>
         </w:rPr>
         <w:t>.</w:t>
@@ -1107,17 +1383,23 @@
       </w:pPr>
       <w:r>
         <w:rPr>
-          <w:lang w:val="ar_AE" w:bidi="ar_AE"/>
-        </w:rPr>
-      </w:r>
-      <w:r>
-        <w:rPr>
+          <w:rtl/>
+          <w:cs/>
+          <w:lang w:val="ar_AE" w:bidi="ar_AE"/>
+        </w:rPr>
+      </w:r>
+      <w:r>
+        <w:rPr>
+          <w:rtl/>
+          <w:cs/>
           <w:lang w:val="ar_AE" w:bidi="ar_AE"/>
         </w:rPr>
         <w:t>يُشيرُ الرَّسُول بُولُس إلى بعض نفسِ الزُّملاء في كلِّ رِسَالَةٍ من رَسَائِلِ السِّجْن. في رسَالَته إلى فِلِيمُون، يشرحُ الرَّسُول لماذا أَرْسَلَ إليه أُنِسِيمُس، عبْدَهُ الهَارِبَ. سَافَرَ أُنِسِيمُس أيضًا حامِلاً معه الرِّسَالَة إلى مؤمِنِي كُولُوسِّي</w:t>
       </w:r>
       <w:r>
         <w:rPr>
+          <w:rtl/>
+          <w:cs/>
           <w:lang w:val="ar_AE" w:bidi="ar_AE"/>
         </w:rPr>
         <w:t xml:space="preserve"> (</w:t>
@@ -1125,6 +1407,8 @@
       <w:hyperlink r:id="rId35">
         <w:r>
           <w:rPr>
+            <w:rtl/>
+            <w:cs/>
             <w:lang w:val="ar_AE" w:bidi="ar_AE"/>
           </w:rPr>
           <w:rPr>
@@ -1136,18 +1420,24 @@
       </w:hyperlink>
       <w:r>
         <w:rPr>
+          <w:rtl/>
+          <w:cs/>
           <w:lang w:val="ar_AE" w:bidi="ar_AE"/>
         </w:rPr>
         <w:t>). و</w:t>
       </w:r>
       <w:r>
         <w:rPr>
+          <w:rtl/>
+          <w:cs/>
           <w:lang w:val="ar_AE" w:bidi="ar_AE"/>
         </w:rPr>
         <w:t>في كلِّ من الرِّسالتَيْن إلى كُولُوسِّي</w:t>
       </w:r>
       <w:r>
         <w:rPr>
+          <w:rtl/>
+          <w:cs/>
           <w:lang w:val="ar_AE" w:bidi="ar_AE"/>
         </w:rPr>
         <w:t xml:space="preserve"> (</w:t>
@@ -1155,6 +1445,8 @@
       <w:hyperlink r:id="rId36">
         <w:r>
           <w:rPr>
+            <w:rtl/>
+            <w:cs/>
             <w:lang w:val="ar_AE" w:bidi="ar_AE"/>
           </w:rPr>
           <w:rPr>
@@ -1166,18 +1458,24 @@
       </w:hyperlink>
       <w:r>
         <w:rPr>
+          <w:rtl/>
+          <w:cs/>
           <w:lang w:val="ar_AE" w:bidi="ar_AE"/>
         </w:rPr>
         <w:t>)</w:t>
       </w:r>
       <w:r>
         <w:rPr>
+          <w:rtl/>
+          <w:cs/>
           <w:lang w:val="ar_AE" w:bidi="ar_AE"/>
         </w:rPr>
         <w:t>، وإلى أَفَسُس</w:t>
       </w:r>
       <w:r>
         <w:rPr>
+          <w:rtl/>
+          <w:cs/>
           <w:lang w:val="ar_AE" w:bidi="ar_AE"/>
         </w:rPr>
         <w:t xml:space="preserve"> (</w:t>
@@ -1185,6 +1483,8 @@
       <w:hyperlink r:id="rId37">
         <w:r>
           <w:rPr>
+            <w:rtl/>
+            <w:cs/>
             <w:lang w:val="ar_AE" w:bidi="ar_AE"/>
           </w:rPr>
           <w:rPr>
@@ -1196,18 +1496,24 @@
       </w:hyperlink>
       <w:r>
         <w:rPr>
+          <w:rtl/>
+          <w:cs/>
           <w:lang w:val="ar_AE" w:bidi="ar_AE"/>
         </w:rPr>
         <w:t>)</w:t>
       </w:r>
       <w:r>
         <w:rPr>
+          <w:rtl/>
+          <w:cs/>
           <w:lang w:val="ar_AE" w:bidi="ar_AE"/>
         </w:rPr>
         <w:t>، يؤَكِّدُ الرَّسُولُ بُولُس أن تِيخِيكُس سوف يُخْبِرُ الكنائس بمعلوماتٍ أكثر تفصيلاً عن أحوالِهِ. وهكذا، من المرَجَّحِ أن تِيخِيكُس هو من حَمَلَ هذه الرَّسَائِلَ الثلاثَ إلى وجهاتها في إقليم آسِيَّا الصُّغْرَى</w:t>
       </w:r>
       <w:r>
         <w:rPr>
+          <w:rtl/>
+          <w:cs/>
           <w:lang w:val="ar_AE" w:bidi="ar_AE"/>
         </w:rPr>
         <w:t>.</w:t>
@@ -1221,6 +1527,8 @@
       <w:r>
         <w:rPr>
           <w:b/>
+          <w:rtl/>
+          <w:cs/>
           <w:lang w:val="ar_AE" w:bidi="ar_AE"/>
         </w:rPr>
         <w:t>التَّعَالِيمُ الكَاذِبَةُ</w:t>
@@ -1232,17 +1540,23 @@
       </w:pPr>
       <w:r>
         <w:rPr>
-          <w:lang w:val="ar_AE" w:bidi="ar_AE"/>
-        </w:rPr>
-      </w:r>
-      <w:r>
-        <w:rPr>
+          <w:rtl/>
+          <w:cs/>
+          <w:lang w:val="ar_AE" w:bidi="ar_AE"/>
+        </w:rPr>
+      </w:r>
+      <w:r>
+        <w:rPr>
+          <w:rtl/>
+          <w:cs/>
           <w:lang w:val="ar_AE" w:bidi="ar_AE"/>
         </w:rPr>
         <w:t xml:space="preserve">كَتَبَ الرَّسُول بُولُس إلى مؤمِنِي كُولُوسِّي لأن المعلمين الكَذَبَةَ أزعجوا الكنيسة. كانت كُولُوسِّي مَرْكزًا تُجَارِيًّا مُهِمًّا على أحدِ الطُّرُقِ الرُّومانِيَّة الرئيسة في المِنْطَقَةِ، ولذلك، كانَتْ المدينةُ معرَّضَةً لأفْكَارٍ من دِياناتٍ وفَلْسَفَاتٍ عديدةٍ. وعلى غرار الكثيرِ من التعاليم الكاذبةِ، كانَتْ "هرطَقَةُ كُولُوسِّي" على الأرجح مزيجًا من توجُّهاتٍ وأفكارٍ مُتَنَوِّعَةٍ مختلفة كانت تملأُ الأجواءَ في ذلك الوقت. لا يمكِنُنا أن نحدِّد هؤلاء المعلمين الكَذَبَةَ أو تفاصيل تعاليمهم الخاصة، لكن بوسعنا أن نُدْرِكَ بعضَ سِمَاتِهِم: (1) بكلِّ وضوحٍ، يُصِرُّ المعلمون الكَذَبَةُ على حِفْظِ السَّبْتِ والاحتفال بهلال الشهر القمري الجديد </w:t>
       </w:r>
       <w:r>
         <w:rPr>
+          <w:rtl/>
+          <w:cs/>
           <w:lang w:val="ar_AE" w:bidi="ar_AE"/>
         </w:rPr>
         <w:t>(</w:t>
@@ -1250,6 +1564,8 @@
       <w:hyperlink r:id="rId38">
         <w:r>
           <w:rPr>
+            <w:rtl/>
+            <w:cs/>
             <w:lang w:val="ar_AE" w:bidi="ar_AE"/>
           </w:rPr>
           <w:rPr>
@@ -1261,18 +1577,24 @@
       </w:hyperlink>
       <w:r>
         <w:rPr>
+          <w:rtl/>
+          <w:cs/>
           <w:lang w:val="ar_AE" w:bidi="ar_AE"/>
         </w:rPr>
         <w:t xml:space="preserve">)، </w:t>
       </w:r>
       <w:r>
         <w:rPr>
+          <w:rtl/>
+          <w:cs/>
           <w:lang w:val="ar_AE" w:bidi="ar_AE"/>
         </w:rPr>
         <w:t>الأمر الذي يُشيرُ ضمنيًّا إلى وجود تأثيرٍ يهوديٍّ في وجهَةِ نَظَرِهِم؛ (2) انشغلَ هؤلاء المعلمون باتِّبَاع قواعد متنوعة للنُّسْكِ، ترتَبِطُ على وجه التحديدِ بالجَسَدِ؛ و(3) شدَّدَ هؤلاء المعلِّمون على الكائناتِ الرُّوحِيَّة، الأمر الذي كانَ يمَثِّلُ سِمَةً نمطِيَّةً لكثيرٍ من الحركاتِ الدينيةِ في تلك الفترة. إذًا، المشكلةُ الأساسِيَّةُ واضحةٌ: لم تَنْظُرْ هذه التعاليم بعين الاعتبار إلى المسيح بوصفه المركز والأصل لكلِّ خبرَةٍ دينيَّةٍ. إن أيَّةَ تعاليم أو فَلْسَفَات تفشل في النظر إلى المسيح بوصفه مركزًا لا تُمَثِّلُ أبدًا خَبَرَ الإنجيلِ السَّار</w:t>
       </w:r>
       <w:r>
         <w:rPr>
+          <w:rtl/>
+          <w:cs/>
           <w:lang w:val="ar_AE" w:bidi="ar_AE"/>
         </w:rPr>
         <w:t>.</w:t>
@@ -1286,6 +1608,8 @@
       <w:r>
         <w:rPr>
           <w:b/>
+          <w:rtl/>
+          <w:cs/>
           <w:lang w:val="ar_AE" w:bidi="ar_AE"/>
         </w:rPr>
         <w:t>مَضْمُون ومَغْزَى الرِّسَالَةِ</w:t>
@@ -1297,17 +1621,23 @@
       </w:pPr>
       <w:r>
         <w:rPr>
-          <w:lang w:val="ar_AE" w:bidi="ar_AE"/>
-        </w:rPr>
-      </w:r>
-      <w:r>
-        <w:rPr>
+          <w:rtl/>
+          <w:cs/>
+          <w:lang w:val="ar_AE" w:bidi="ar_AE"/>
+        </w:rPr>
+      </w:r>
+      <w:r>
+        <w:rPr>
+          <w:rtl/>
+          <w:cs/>
           <w:lang w:val="ar_AE" w:bidi="ar_AE"/>
         </w:rPr>
         <w:t xml:space="preserve">في رسَالَته إلى مؤمِنِي كُولُوسِّي، يُوجِّهُ الرَّسُول بُولُس دفَّة الكنيسةَ المسيحيَّةَ الشابَّةَ للعودةِ إلى مضمونِ رِسَالَةِ الرُّسُل عن إنجيل المسيح. لمواجهة تأثير التعاليم الكاذبة، يُصِرُّ الرَّسُول بُولُس على أن المَسِيح هو صَاحِبُ السيادَةِ المُطْلَقَةِ على كلِّ الكائناتِ في الخليقة، الرُّوحِيَّة والماديِّة على السواء. يَسُوعُ المَسيحُ هو الوحيد الذي فيه يَحِلُّ كلِّ ملءِ اللاهوتِ جَسَدِيًّا. يَسُوعُ المَسيحُ هو أيضًا المَصْدَرُ النهائيُّ للنُّمُو الرُّوحِيِّ الحقيقيِّ، وهو المركزُ الذي ينبغي أن تَنْطَلِقَ منه كلُّ خِبْرَةٍ روحِيَّةٍ حقيقِيَّةٍ </w:t>
       </w:r>
       <w:r>
         <w:rPr>
+          <w:rtl/>
+          <w:cs/>
           <w:lang w:val="ar_AE" w:bidi="ar_AE"/>
         </w:rPr>
         <w:t>(</w:t>
@@ -1315,6 +1645,8 @@
       <w:hyperlink r:id="rId39">
         <w:r>
           <w:rPr>
+            <w:rtl/>
+            <w:cs/>
             <w:lang w:val="ar_AE" w:bidi="ar_AE"/>
           </w:rPr>
           <w:rPr>
@@ -1326,18 +1658,24 @@
       </w:hyperlink>
       <w:r>
         <w:rPr>
+          <w:rtl/>
+          <w:cs/>
           <w:lang w:val="ar_AE" w:bidi="ar_AE"/>
         </w:rPr>
         <w:t xml:space="preserve">). </w:t>
       </w:r>
       <w:r>
         <w:rPr>
+          <w:rtl/>
+          <w:cs/>
           <w:lang w:val="ar_AE" w:bidi="ar_AE"/>
         </w:rPr>
         <w:t>اسْتَمَدَّ المعلمون الكَذَبَةُ تشديدهم على مبادئهم من شيء آخر غير المسيح، مما يعني أن المبادئ لا يمكنها تحقيق أيَّة فائدةٍ رُوحِيَّةٍ</w:t>
       </w:r>
       <w:r>
         <w:rPr>
+          <w:rtl/>
+          <w:cs/>
           <w:lang w:val="ar_AE" w:bidi="ar_AE"/>
         </w:rPr>
         <w:t xml:space="preserve"> (</w:t>
@@ -1345,6 +1683,8 @@
       <w:hyperlink r:id="rId40">
         <w:r>
           <w:rPr>
+            <w:rtl/>
+            <w:cs/>
             <w:lang w:val="ar_AE" w:bidi="ar_AE"/>
           </w:rPr>
           <w:rPr>
@@ -1356,18 +1696,24 @@
       </w:hyperlink>
       <w:r>
         <w:rPr>
+          <w:rtl/>
+          <w:cs/>
           <w:lang w:val="ar_AE" w:bidi="ar_AE"/>
         </w:rPr>
         <w:t xml:space="preserve">). </w:t>
       </w:r>
       <w:r>
         <w:rPr>
+          <w:rtl/>
+          <w:cs/>
           <w:lang w:val="ar_AE" w:bidi="ar_AE"/>
         </w:rPr>
         <w:t>في هذه الحالةِ، يؤكِّد الرَّسُول بُولُس على أن الإضافة تعني الانتقاص: إن محاولَةَ إضافَةِ أيَّ شيءٍ آخر إلى المسيحِ تؤدي إلى الانتقاصِ من القوة التي يمنحها هو وحده لقيادَةِ الحياةِ المسيحيَّةِ</w:t>
       </w:r>
       <w:r>
         <w:rPr>
+          <w:rtl/>
+          <w:cs/>
           <w:lang w:val="ar_AE" w:bidi="ar_AE"/>
         </w:rPr>
         <w:t>.</w:t>
@@ -1379,29 +1725,39 @@
       </w:pPr>
       <w:r>
         <w:rPr>
-          <w:lang w:val="ar_AE" w:bidi="ar_AE"/>
-        </w:rPr>
-      </w:r>
-      <w:r>
-        <w:rPr>
+          <w:rtl/>
+          <w:cs/>
+          <w:lang w:val="ar_AE" w:bidi="ar_AE"/>
+        </w:rPr>
+      </w:r>
+      <w:r>
+        <w:rPr>
+          <w:rtl/>
+          <w:cs/>
           <w:lang w:val="ar_AE" w:bidi="ar_AE"/>
         </w:rPr>
         <w:t xml:space="preserve">لقد صَالَحَنا المَسِيحُ مع الله، وفي المَسِيح نحيا الآن، وبناءً عليه، </w:t>
       </w:r>
       <w:r>
         <w:rPr>
+          <w:rtl/>
+          <w:cs/>
           <w:lang w:val="ar_AE" w:bidi="ar_AE"/>
         </w:rPr>
         <w:t>يُسَدِّدُ المسيحُ</w:t>
       </w:r>
       <w:r>
         <w:rPr>
+          <w:rtl/>
+          <w:cs/>
           <w:lang w:val="ar_AE" w:bidi="ar_AE"/>
         </w:rPr>
         <w:t xml:space="preserve"> كلَّ احتياجاتنا الرُّوحيَّة. لا نحتاجُ إلى أي شخصٍ أو شيءٍ آخر لبلوغِ الكَمَالِ الرُّوحِيِّ الحقيقيِّ</w:t>
       </w:r>
       <w:r>
         <w:rPr>
+          <w:rtl/>
+          <w:cs/>
           <w:lang w:val="ar_AE" w:bidi="ar_AE"/>
         </w:rPr>
         <w:t>.</w:t>
@@ -1413,17 +1769,23 @@
       </w:pPr>
       <w:r>
         <w:rPr>
-          <w:lang w:val="ar_AE" w:bidi="ar_AE"/>
-        </w:rPr>
-      </w:r>
-      <w:r>
-        <w:rPr>
+          <w:rtl/>
+          <w:cs/>
+          <w:lang w:val="ar_AE" w:bidi="ar_AE"/>
+        </w:rPr>
+      </w:r>
+      <w:r>
+        <w:rPr>
+          <w:rtl/>
+          <w:cs/>
           <w:lang w:val="ar_AE" w:bidi="ar_AE"/>
         </w:rPr>
         <w:t>يناشِدُ الرَّسُول بُولُس مؤمني كنيسة كُولُوسِّي على تجنُّب أيَّ استثمارٍ رُوحِيٍّ عن طريق الممارسات الطَّقْسِيَّةِ</w:t>
       </w:r>
       <w:r>
         <w:rPr>
+          <w:rtl/>
+          <w:cs/>
           <w:lang w:val="ar_AE" w:bidi="ar_AE"/>
         </w:rPr>
         <w:t xml:space="preserve"> (</w:t>
@@ -1431,6 +1793,8 @@
       <w:hyperlink r:id="rId28">
         <w:r>
           <w:rPr>
+            <w:rtl/>
+            <w:cs/>
             <w:lang w:val="ar_AE" w:bidi="ar_AE"/>
           </w:rPr>
           <w:rPr>
@@ -1442,18 +1806,24 @@
       </w:hyperlink>
       <w:r>
         <w:rPr>
+          <w:rtl/>
+          <w:cs/>
           <w:lang w:val="ar_AE" w:bidi="ar_AE"/>
         </w:rPr>
         <w:t xml:space="preserve">). </w:t>
       </w:r>
       <w:r>
         <w:rPr>
+          <w:rtl/>
+          <w:cs/>
           <w:lang w:val="ar_AE" w:bidi="ar_AE"/>
         </w:rPr>
         <w:t>بالأحرى، ينبغي على جميعِ المسيحيين أن يَتَّحِدُوا بالمَسِيح في مَوتِهِ وقيامتِهِ</w:t>
       </w:r>
       <w:r>
         <w:rPr>
+          <w:rtl/>
+          <w:cs/>
           <w:lang w:val="ar_AE" w:bidi="ar_AE"/>
         </w:rPr>
         <w:t xml:space="preserve"> (</w:t>
@@ -1461,6 +1831,8 @@
       <w:hyperlink r:id="rId41">
         <w:r>
           <w:rPr>
+            <w:rtl/>
+            <w:cs/>
             <w:lang w:val="ar_AE" w:bidi="ar_AE"/>
           </w:rPr>
           <w:rPr>
@@ -1472,6 +1844,8 @@
       </w:hyperlink>
       <w:r>
         <w:rPr>
+          <w:rtl/>
+          <w:cs/>
           <w:lang w:val="ar_AE" w:bidi="ar_AE"/>
         </w:rPr>
         <w:t xml:space="preserve">، </w:t>
@@ -1479,6 +1853,8 @@
       <w:hyperlink r:id="rId42">
         <w:r>
           <w:rPr>
+            <w:rtl/>
+            <w:cs/>
             <w:lang w:val="ar_AE" w:bidi="ar_AE"/>
           </w:rPr>
           <w:rPr>
@@ -1490,6 +1866,8 @@
       </w:hyperlink>
       <w:r>
         <w:rPr>
+          <w:rtl/>
+          <w:cs/>
           <w:lang w:val="ar_AE" w:bidi="ar_AE"/>
         </w:rPr>
         <w:t xml:space="preserve">؛ </w:t>
@@ -1497,6 +1875,8 @@
       <w:hyperlink r:id="rId43">
         <w:r>
           <w:rPr>
+            <w:rtl/>
+            <w:cs/>
             <w:lang w:val="ar_AE" w:bidi="ar_AE"/>
           </w:rPr>
           <w:rPr>
@@ -1508,29 +1888,39 @@
       </w:hyperlink>
       <w:r>
         <w:rPr>
+          <w:rtl/>
+          <w:cs/>
           <w:lang w:val="ar_AE" w:bidi="ar_AE"/>
         </w:rPr>
         <w:t>)</w:t>
       </w:r>
       <w:r>
         <w:rPr>
+          <w:rtl/>
+          <w:cs/>
           <w:lang w:val="ar_AE" w:bidi="ar_AE"/>
         </w:rPr>
         <w:t>، وأن يسْمَحُوا للخَبَرِ السَّار أي للإنجيل، الذي بَشَّرَ به الرُّسُل، بتشكِيل أفكارهم وسلوكياتهم. تُذَكِّرُنا الرِّسَالَةُ إلى كُولُوسِّي بأنه يَتَعَيَّن علينا أن نَسْمَحَ للمَسِيحِ بأن يَشْغَلَ المركزَ لكلِّ ما نفعلُهُ في رحلَتِنا الرُّوحِيَّة على الصعيدَيْن الفرديِّ والكَنَسِيِّ معًا. في النهايةِ، لا يفوتنا أن إضَافَةَ أيَّ شيءٍ إلى المَسِيح لَيْسَتْ إلا تشويهًا حتميًّا للإيمانِ المَسِيحِيِّ الحقيقيِّ</w:t>
       </w:r>
       <w:r>
         <w:rPr>
+          <w:rtl/>
+          <w:cs/>
           <w:lang w:val="ar_AE" w:bidi="ar_AE"/>
         </w:rPr>
         <w:t>.</w:t>
       </w:r>
       <w:r>
         <w:rPr>
-          <w:lang w:val="ar_AE" w:bidi="ar_AE"/>
-        </w:rPr>
-      </w:r>
-      <w:r>
-        <w:rPr>
+          <w:rtl/>
+          <w:cs/>
+          <w:lang w:val="ar_AE" w:bidi="ar_AE"/>
+        </w:rPr>
+      </w:r>
+      <w:r>
+        <w:rPr>
+          <w:rtl/>
+          <w:cs/>
           <w:lang w:val="ar_AE" w:bidi="ar_AE"/>
         </w:rPr>
       </w:r>

--- a/arb/docx/51.content.docx
+++ b/arb/docx/51.content.docx
@@ -380,20 +380,14 @@
         </w:rPr>
         <w:t>(</w:t>
       </w:r>
-      <w:hyperlink r:id="rId13">
-        <w:r>
-          <w:rPr>
-            <w:rtl/>
-            <w:cs/>
-            <w:lang w:val="ar_AE" w:bidi="ar_AE"/>
-          </w:rPr>
-          <w:rPr>
-            <w:color w:val="0000EE"/>
-            <w:u w:val="single"/>
-          </w:rPr>
-          <w:t>1:7</w:t>
-        </w:r>
-      </w:hyperlink>
+      <w:r>
+        <w:rPr>
+          <w:rtl/>
+          <w:cs/>
+          <w:lang w:val="ar_AE" w:bidi="ar_AE"/>
+        </w:rPr>
+        <w:t>1:7</w:t>
+      </w:r>
       <w:r>
         <w:rPr>
           <w:rtl/>
@@ -418,20 +412,14 @@
         </w:rPr>
         <w:t>(</w:t>
       </w:r>
-      <w:hyperlink r:id="rId14">
-        <w:r>
-          <w:rPr>
-            <w:rtl/>
-            <w:cs/>
-            <w:lang w:val="ar_AE" w:bidi="ar_AE"/>
-          </w:rPr>
-          <w:rPr>
-            <w:color w:val="0000EE"/>
-            <w:u w:val="single"/>
-          </w:rPr>
-          <w:t>أَعْمَال الرُّسُل 19:10</w:t>
-        </w:r>
-      </w:hyperlink>
+      <w:r>
+        <w:rPr>
+          <w:rtl/>
+          <w:cs/>
+          <w:lang w:val="ar_AE" w:bidi="ar_AE"/>
+        </w:rPr>
+        <w:t>أَعْمَال الرُّسُل 19:10</w:t>
+      </w:r>
       <w:r>
         <w:rPr>
           <w:rtl/>
@@ -456,20 +444,14 @@
         </w:rPr>
         <w:t xml:space="preserve"> (</w:t>
       </w:r>
-      <w:hyperlink r:id="rId15">
-        <w:r>
-          <w:rPr>
-            <w:rtl/>
-            <w:cs/>
-            <w:lang w:val="ar_AE" w:bidi="ar_AE"/>
-          </w:rPr>
-          <w:rPr>
-            <w:color w:val="0000EE"/>
-            <w:u w:val="single"/>
-          </w:rPr>
-          <w:t>2:1</w:t>
-        </w:r>
-      </w:hyperlink>
+      <w:r>
+        <w:rPr>
+          <w:rtl/>
+          <w:cs/>
+          <w:lang w:val="ar_AE" w:bidi="ar_AE"/>
+        </w:rPr>
+        <w:t>2:1</w:t>
+      </w:r>
       <w:r>
         <w:rPr>
           <w:rtl/>
@@ -522,20 +504,14 @@
         </w:rPr>
         <w:t xml:space="preserve"> (</w:t>
       </w:r>
-      <w:hyperlink r:id="rId16">
-        <w:r>
-          <w:rPr>
-            <w:rtl/>
-            <w:cs/>
-            <w:lang w:val="ar_AE" w:bidi="ar_AE"/>
-          </w:rPr>
-          <w:rPr>
-            <w:color w:val="0000EE"/>
-            <w:u w:val="single"/>
-          </w:rPr>
-          <w:t>4:12</w:t>
-        </w:r>
-      </w:hyperlink>
+      <w:r>
+        <w:rPr>
+          <w:rtl/>
+          <w:cs/>
+          <w:lang w:val="ar_AE" w:bidi="ar_AE"/>
+        </w:rPr>
+        <w:t>4:12</w:t>
+      </w:r>
       <w:r>
         <w:rPr>
           <w:rtl/>
@@ -560,20 +536,14 @@
         </w:rPr>
         <w:t xml:space="preserve"> (</w:t>
       </w:r>
-      <w:hyperlink r:id="rId17">
-        <w:r>
-          <w:rPr>
-            <w:rtl/>
-            <w:cs/>
-            <w:lang w:val="ar_AE" w:bidi="ar_AE"/>
-          </w:rPr>
-          <w:rPr>
-            <w:color w:val="0000EE"/>
-            <w:u w:val="single"/>
-          </w:rPr>
-          <w:t>2:15</w:t>
-        </w:r>
-      </w:hyperlink>
+      <w:r>
+        <w:rPr>
+          <w:rtl/>
+          <w:cs/>
+          <w:lang w:val="ar_AE" w:bidi="ar_AE"/>
+        </w:rPr>
+        <w:t>2:15</w:t>
+      </w:r>
       <w:r>
         <w:rPr>
           <w:rtl/>
@@ -598,20 +568,14 @@
         </w:rPr>
         <w:t>" (</w:t>
       </w:r>
-      <w:hyperlink r:id="rId18">
-        <w:r>
-          <w:rPr>
-            <w:rtl/>
-            <w:cs/>
-            <w:lang w:val="ar_AE" w:bidi="ar_AE"/>
-          </w:rPr>
-          <w:rPr>
-            <w:color w:val="0000EE"/>
-            <w:u w:val="single"/>
-          </w:rPr>
-          <w:t>2:8</w:t>
-        </w:r>
-      </w:hyperlink>
+      <w:r>
+        <w:rPr>
+          <w:rtl/>
+          <w:cs/>
+          <w:lang w:val="ar_AE" w:bidi="ar_AE"/>
+        </w:rPr>
+        <w:t>2:8</w:t>
+      </w:r>
       <w:r>
         <w:rPr>
           <w:rtl/>
@@ -620,20 +584,14 @@
         </w:rPr>
         <w:t xml:space="preserve">، </w:t>
       </w:r>
-      <w:hyperlink r:id="rId19">
-        <w:r>
-          <w:rPr>
-            <w:rtl/>
-            <w:cs/>
-            <w:lang w:val="ar_AE" w:bidi="ar_AE"/>
-          </w:rPr>
-          <w:rPr>
-            <w:color w:val="0000EE"/>
-            <w:u w:val="single"/>
-          </w:rPr>
-          <w:t>20</w:t>
-        </w:r>
-      </w:hyperlink>
+      <w:r>
+        <w:rPr>
+          <w:rtl/>
+          <w:cs/>
+          <w:lang w:val="ar_AE" w:bidi="ar_AE"/>
+        </w:rPr>
+        <w:t>20</w:t>
+      </w:r>
       <w:r>
         <w:rPr>
           <w:rtl/>
@@ -701,20 +659,14 @@
         </w:rPr>
         <w:t xml:space="preserve"> </w:t>
       </w:r>
-      <w:hyperlink r:id="rId20">
-        <w:r>
-          <w:rPr>
-            <w:rtl/>
-            <w:cs/>
-            <w:lang w:val="ar_AE" w:bidi="ar_AE"/>
-          </w:rPr>
-          <w:rPr>
-            <w:color w:val="0000EE"/>
-            <w:u w:val="single"/>
-          </w:rPr>
-          <w:t>الفصول 1–2</w:t>
-        </w:r>
-      </w:hyperlink>
+      <w:r>
+        <w:rPr>
+          <w:rtl/>
+          <w:cs/>
+          <w:lang w:val="ar_AE" w:bidi="ar_AE"/>
+        </w:rPr>
+        <w:t>الفصول 1–2</w:t>
+      </w:r>
       <w:r>
         <w:rPr>
           <w:rtl/>
@@ -723,20 +675,14 @@
         </w:rPr>
         <w:t xml:space="preserve">، ويُرَكِّز على اللاهوت، والثاني في </w:t>
       </w:r>
-      <w:hyperlink r:id="rId21">
-        <w:r>
-          <w:rPr>
-            <w:rtl/>
-            <w:cs/>
-            <w:lang w:val="ar_AE" w:bidi="ar_AE"/>
-          </w:rPr>
-          <w:rPr>
-            <w:color w:val="0000EE"/>
-            <w:u w:val="single"/>
-          </w:rPr>
-          <w:t>الفصول 3–4</w:t>
-        </w:r>
-      </w:hyperlink>
+      <w:r>
+        <w:rPr>
+          <w:rtl/>
+          <w:cs/>
+          <w:lang w:val="ar_AE" w:bidi="ar_AE"/>
+        </w:rPr>
+        <w:t>الفصول 3–4</w:t>
+      </w:r>
       <w:r>
         <w:rPr>
           <w:rtl/>
@@ -789,20 +735,14 @@
         </w:rPr>
         <w:t xml:space="preserve"> (</w:t>
       </w:r>
-      <w:hyperlink r:id="rId22">
-        <w:r>
-          <w:rPr>
-            <w:rtl/>
-            <w:cs/>
-            <w:lang w:val="ar_AE" w:bidi="ar_AE"/>
-          </w:rPr>
-          <w:rPr>
-            <w:color w:val="0000EE"/>
-            <w:u w:val="single"/>
-          </w:rPr>
-          <w:t>1:1–2</w:t>
-        </w:r>
-      </w:hyperlink>
+      <w:r>
+        <w:rPr>
+          <w:rtl/>
+          <w:cs/>
+          <w:lang w:val="ar_AE" w:bidi="ar_AE"/>
+        </w:rPr>
+        <w:t>1:1–2</w:t>
+      </w:r>
       <w:r>
         <w:rPr>
           <w:rtl/>
@@ -811,20 +751,14 @@
         </w:rPr>
         <w:t>)، يليها قِسْمُ للشُّكْرِ (</w:t>
       </w:r>
-      <w:hyperlink r:id="rId23">
-        <w:r>
-          <w:rPr>
-            <w:rtl/>
-            <w:cs/>
-            <w:lang w:val="ar_AE" w:bidi="ar_AE"/>
-          </w:rPr>
-          <w:rPr>
-            <w:color w:val="0000EE"/>
-            <w:u w:val="single"/>
-          </w:rPr>
-          <w:t>1:3–14</w:t>
-        </w:r>
-      </w:hyperlink>
+      <w:r>
+        <w:rPr>
+          <w:rtl/>
+          <w:cs/>
+          <w:lang w:val="ar_AE" w:bidi="ar_AE"/>
+        </w:rPr>
+        <w:t>1:3–14</w:t>
+      </w:r>
       <w:r>
         <w:rPr>
           <w:rtl/>
@@ -849,20 +783,14 @@
         </w:rPr>
         <w:t>(</w:t>
       </w:r>
-      <w:hyperlink r:id="rId24">
-        <w:r>
-          <w:rPr>
-            <w:rtl/>
-            <w:cs/>
-            <w:lang w:val="ar_AE" w:bidi="ar_AE"/>
-          </w:rPr>
-          <w:rPr>
-            <w:color w:val="0000EE"/>
-            <w:u w:val="single"/>
-          </w:rPr>
-          <w:t>1:15–20</w:t>
-        </w:r>
-      </w:hyperlink>
+      <w:r>
+        <w:rPr>
+          <w:rtl/>
+          <w:cs/>
+          <w:lang w:val="ar_AE" w:bidi="ar_AE"/>
+        </w:rPr>
+        <w:t>1:15–20</w:t>
+      </w:r>
       <w:r>
         <w:rPr>
           <w:rtl/>
@@ -887,20 +815,14 @@
         </w:rPr>
         <w:t xml:space="preserve"> (</w:t>
       </w:r>
-      <w:hyperlink r:id="rId25">
-        <w:r>
-          <w:rPr>
-            <w:rtl/>
-            <w:cs/>
-            <w:lang w:val="ar_AE" w:bidi="ar_AE"/>
-          </w:rPr>
-          <w:rPr>
-            <w:color w:val="0000EE"/>
-            <w:u w:val="single"/>
-          </w:rPr>
-          <w:t>1:21–23</w:t>
-        </w:r>
-      </w:hyperlink>
+      <w:r>
+        <w:rPr>
+          <w:rtl/>
+          <w:cs/>
+          <w:lang w:val="ar_AE" w:bidi="ar_AE"/>
+        </w:rPr>
+        <w:t>1:21–23</w:t>
+      </w:r>
       <w:r>
         <w:rPr>
           <w:rtl/>
@@ -925,20 +847,14 @@
         </w:rPr>
         <w:t xml:space="preserve"> (</w:t>
       </w:r>
-      <w:hyperlink r:id="rId26">
-        <w:r>
-          <w:rPr>
-            <w:rtl/>
-            <w:cs/>
-            <w:lang w:val="ar_AE" w:bidi="ar_AE"/>
-          </w:rPr>
-          <w:rPr>
-            <w:color w:val="0000EE"/>
-            <w:u w:val="single"/>
-          </w:rPr>
-          <w:t>1:24–2:5</w:t>
-        </w:r>
-      </w:hyperlink>
+      <w:r>
+        <w:rPr>
+          <w:rtl/>
+          <w:cs/>
+          <w:lang w:val="ar_AE" w:bidi="ar_AE"/>
+        </w:rPr>
+        <w:t>1:24–2:5</w:t>
+      </w:r>
       <w:r>
         <w:rPr>
           <w:rtl/>
@@ -963,20 +879,14 @@
         </w:rPr>
         <w:t xml:space="preserve"> (</w:t>
       </w:r>
-      <w:hyperlink r:id="rId27">
-        <w:r>
-          <w:rPr>
-            <w:rtl/>
-            <w:cs/>
-            <w:lang w:val="ar_AE" w:bidi="ar_AE"/>
-          </w:rPr>
-          <w:rPr>
-            <w:color w:val="0000EE"/>
-            <w:u w:val="single"/>
-          </w:rPr>
-          <w:t>2:6–15</w:t>
-        </w:r>
-      </w:hyperlink>
+      <w:r>
+        <w:rPr>
+          <w:rtl/>
+          <w:cs/>
+          <w:lang w:val="ar_AE" w:bidi="ar_AE"/>
+        </w:rPr>
+        <w:t>2:6–15</w:t>
+      </w:r>
       <w:r>
         <w:rPr>
           <w:rtl/>
@@ -1001,20 +911,14 @@
         </w:rPr>
         <w:t>(</w:t>
       </w:r>
-      <w:hyperlink r:id="rId28">
-        <w:r>
-          <w:rPr>
-            <w:rtl/>
-            <w:cs/>
-            <w:lang w:val="ar_AE" w:bidi="ar_AE"/>
-          </w:rPr>
-          <w:rPr>
-            <w:color w:val="0000EE"/>
-            <w:u w:val="single"/>
-          </w:rPr>
-          <w:t>2:16–23</w:t>
-        </w:r>
-      </w:hyperlink>
+      <w:r>
+        <w:rPr>
+          <w:rtl/>
+          <w:cs/>
+          <w:lang w:val="ar_AE" w:bidi="ar_AE"/>
+        </w:rPr>
+        <w:t>2:16–23</w:t>
+      </w:r>
       <w:r>
         <w:rPr>
           <w:rtl/>
@@ -1051,20 +955,14 @@
         </w:rPr>
         <w:t xml:space="preserve"> (</w:t>
       </w:r>
-      <w:hyperlink r:id="rId21">
-        <w:r>
-          <w:rPr>
-            <w:rtl/>
-            <w:cs/>
-            <w:lang w:val="ar_AE" w:bidi="ar_AE"/>
-          </w:rPr>
-          <w:rPr>
-            <w:color w:val="0000EE"/>
-            <w:u w:val="single"/>
-          </w:rPr>
-          <w:t>الفصول 3–4</w:t>
-        </w:r>
-      </w:hyperlink>
+      <w:r>
+        <w:rPr>
+          <w:rtl/>
+          <w:cs/>
+          <w:lang w:val="ar_AE" w:bidi="ar_AE"/>
+        </w:rPr>
+        <w:t>الفصول 3–4</w:t>
+      </w:r>
       <w:r>
         <w:rPr>
           <w:rtl/>
@@ -1089,20 +987,14 @@
         </w:rPr>
         <w:t xml:space="preserve"> (</w:t>
       </w:r>
-      <w:hyperlink r:id="rId29">
-        <w:r>
-          <w:rPr>
-            <w:rtl/>
-            <w:cs/>
-            <w:lang w:val="ar_AE" w:bidi="ar_AE"/>
-          </w:rPr>
-          <w:rPr>
-            <w:color w:val="0000EE"/>
-            <w:u w:val="single"/>
-          </w:rPr>
-          <w:t>3:1–11</w:t>
-        </w:r>
-      </w:hyperlink>
+      <w:r>
+        <w:rPr>
+          <w:rtl/>
+          <w:cs/>
+          <w:lang w:val="ar_AE" w:bidi="ar_AE"/>
+        </w:rPr>
+        <w:t>3:1–11</w:t>
+      </w:r>
       <w:r>
         <w:rPr>
           <w:rtl/>
@@ -1127,20 +1019,14 @@
         </w:rPr>
         <w:t xml:space="preserve"> (</w:t>
       </w:r>
-      <w:hyperlink r:id="rId30">
-        <w:r>
-          <w:rPr>
-            <w:rtl/>
-            <w:cs/>
-            <w:lang w:val="ar_AE" w:bidi="ar_AE"/>
-          </w:rPr>
-          <w:rPr>
-            <w:color w:val="0000EE"/>
-            <w:u w:val="single"/>
-          </w:rPr>
-          <w:t>3:12–17</w:t>
-        </w:r>
-      </w:hyperlink>
+      <w:r>
+        <w:rPr>
+          <w:rtl/>
+          <w:cs/>
+          <w:lang w:val="ar_AE" w:bidi="ar_AE"/>
+        </w:rPr>
+        <w:t>3:12–17</w:t>
+      </w:r>
       <w:r>
         <w:rPr>
           <w:rtl/>
@@ -1165,20 +1051,14 @@
         </w:rPr>
         <w:t xml:space="preserve"> (</w:t>
       </w:r>
-      <w:hyperlink r:id="rId31">
-        <w:r>
-          <w:rPr>
-            <w:rtl/>
-            <w:cs/>
-            <w:lang w:val="ar_AE" w:bidi="ar_AE"/>
-          </w:rPr>
-          <w:rPr>
-            <w:color w:val="0000EE"/>
-            <w:u w:val="single"/>
-          </w:rPr>
-          <w:t>3:18–4:1</w:t>
-        </w:r>
-      </w:hyperlink>
+      <w:r>
+        <w:rPr>
+          <w:rtl/>
+          <w:cs/>
+          <w:lang w:val="ar_AE" w:bidi="ar_AE"/>
+        </w:rPr>
+        <w:t>3:18–4:1</w:t>
+      </w:r>
       <w:r>
         <w:rPr>
           <w:rtl/>
@@ -1203,20 +1083,14 @@
         </w:rPr>
         <w:t xml:space="preserve"> (</w:t>
       </w:r>
-      <w:hyperlink r:id="rId32">
-        <w:r>
-          <w:rPr>
-            <w:rtl/>
-            <w:cs/>
-            <w:lang w:val="ar_AE" w:bidi="ar_AE"/>
-          </w:rPr>
-          <w:rPr>
-            <w:color w:val="0000EE"/>
-            <w:u w:val="single"/>
-          </w:rPr>
-          <w:t>4:2–6</w:t>
-        </w:r>
-      </w:hyperlink>
+      <w:r>
+        <w:rPr>
+          <w:rtl/>
+          <w:cs/>
+          <w:lang w:val="ar_AE" w:bidi="ar_AE"/>
+        </w:rPr>
+        <w:t>4:2–6</w:t>
+      </w:r>
       <w:r>
         <w:rPr>
           <w:rtl/>
@@ -1241,20 +1115,14 @@
         </w:rPr>
         <w:t xml:space="preserve"> (</w:t>
       </w:r>
-      <w:hyperlink r:id="rId33">
-        <w:r>
-          <w:rPr>
-            <w:rtl/>
-            <w:cs/>
-            <w:lang w:val="ar_AE" w:bidi="ar_AE"/>
-          </w:rPr>
-          <w:rPr>
-            <w:color w:val="0000EE"/>
-            <w:u w:val="single"/>
-          </w:rPr>
-          <w:t>4:7–18</w:t>
-        </w:r>
-      </w:hyperlink>
+      <w:r>
+        <w:rPr>
+          <w:rtl/>
+          <w:cs/>
+          <w:lang w:val="ar_AE" w:bidi="ar_AE"/>
+        </w:rPr>
+        <w:t>4:7–18</w:t>
+      </w:r>
       <w:r>
         <w:rPr>
           <w:rtl/>
@@ -1306,20 +1174,14 @@
         </w:rPr>
         <w:t xml:space="preserve"> </w:t>
       </w:r>
-      <w:hyperlink r:id="rId34">
-        <w:r>
-          <w:rPr>
-            <w:rtl/>
-            <w:cs/>
-            <w:lang w:val="ar_AE" w:bidi="ar_AE"/>
-          </w:rPr>
-          <w:rPr>
-            <w:color w:val="0000EE"/>
-            <w:u w:val="single"/>
-          </w:rPr>
-          <w:t>4:18</w:t>
-        </w:r>
-      </w:hyperlink>
+      <w:r>
+        <w:rPr>
+          <w:rtl/>
+          <w:cs/>
+          <w:lang w:val="ar_AE" w:bidi="ar_AE"/>
+        </w:rPr>
+        <w:t>4:18</w:t>
+      </w:r>
       <w:r>
         <w:rPr>
           <w:rtl/>
@@ -1404,20 +1266,14 @@
         </w:rPr>
         <w:t xml:space="preserve"> (</w:t>
       </w:r>
-      <w:hyperlink r:id="rId35">
-        <w:r>
-          <w:rPr>
-            <w:rtl/>
-            <w:cs/>
-            <w:lang w:val="ar_AE" w:bidi="ar_AE"/>
-          </w:rPr>
-          <w:rPr>
-            <w:color w:val="0000EE"/>
-            <w:u w:val="single"/>
-          </w:rPr>
-          <w:t>4:9</w:t>
-        </w:r>
-      </w:hyperlink>
+      <w:r>
+        <w:rPr>
+          <w:rtl/>
+          <w:cs/>
+          <w:lang w:val="ar_AE" w:bidi="ar_AE"/>
+        </w:rPr>
+        <w:t>4:9</w:t>
+      </w:r>
       <w:r>
         <w:rPr>
           <w:rtl/>
@@ -1442,20 +1298,14 @@
         </w:rPr>
         <w:t xml:space="preserve"> (</w:t>
       </w:r>
-      <w:hyperlink r:id="rId36">
-        <w:r>
-          <w:rPr>
-            <w:rtl/>
-            <w:cs/>
-            <w:lang w:val="ar_AE" w:bidi="ar_AE"/>
-          </w:rPr>
-          <w:rPr>
-            <w:color w:val="0000EE"/>
-            <w:u w:val="single"/>
-          </w:rPr>
-          <w:t>4:7</w:t>
-        </w:r>
-      </w:hyperlink>
+      <w:r>
+        <w:rPr>
+          <w:rtl/>
+          <w:cs/>
+          <w:lang w:val="ar_AE" w:bidi="ar_AE"/>
+        </w:rPr>
+        <w:t>4:7</w:t>
+      </w:r>
       <w:r>
         <w:rPr>
           <w:rtl/>
@@ -1480,20 +1330,14 @@
         </w:rPr>
         <w:t xml:space="preserve"> (</w:t>
       </w:r>
-      <w:hyperlink r:id="rId37">
-        <w:r>
-          <w:rPr>
-            <w:rtl/>
-            <w:cs/>
-            <w:lang w:val="ar_AE" w:bidi="ar_AE"/>
-          </w:rPr>
-          <w:rPr>
-            <w:color w:val="0000EE"/>
-            <w:u w:val="single"/>
-          </w:rPr>
-          <w:t>أَفَسُس 6:21</w:t>
-        </w:r>
-      </w:hyperlink>
+      <w:r>
+        <w:rPr>
+          <w:rtl/>
+          <w:cs/>
+          <w:lang w:val="ar_AE" w:bidi="ar_AE"/>
+        </w:rPr>
+        <w:t>أَفَسُس 6:21</w:t>
+      </w:r>
       <w:r>
         <w:rPr>
           <w:rtl/>
@@ -1561,20 +1405,14 @@
         </w:rPr>
         <w:t>(</w:t>
       </w:r>
-      <w:hyperlink r:id="rId38">
-        <w:r>
-          <w:rPr>
-            <w:rtl/>
-            <w:cs/>
-            <w:lang w:val="ar_AE" w:bidi="ar_AE"/>
-          </w:rPr>
-          <w:rPr>
-            <w:color w:val="0000EE"/>
-            <w:u w:val="single"/>
-          </w:rPr>
-          <w:t>2:16</w:t>
-        </w:r>
-      </w:hyperlink>
+      <w:r>
+        <w:rPr>
+          <w:rtl/>
+          <w:cs/>
+          <w:lang w:val="ar_AE" w:bidi="ar_AE"/>
+        </w:rPr>
+        <w:t>2:16</w:t>
+      </w:r>
       <w:r>
         <w:rPr>
           <w:rtl/>
@@ -1642,20 +1480,14 @@
         </w:rPr>
         <w:t>(</w:t>
       </w:r>
-      <w:hyperlink r:id="rId39">
-        <w:r>
-          <w:rPr>
-            <w:rtl/>
-            <w:cs/>
-            <w:lang w:val="ar_AE" w:bidi="ar_AE"/>
-          </w:rPr>
-          <w:rPr>
-            <w:color w:val="0000EE"/>
-            <w:u w:val="single"/>
-          </w:rPr>
-          <w:t>2:19</w:t>
-        </w:r>
-      </w:hyperlink>
+      <w:r>
+        <w:rPr>
+          <w:rtl/>
+          <w:cs/>
+          <w:lang w:val="ar_AE" w:bidi="ar_AE"/>
+        </w:rPr>
+        <w:t>2:19</w:t>
+      </w:r>
       <w:r>
         <w:rPr>
           <w:rtl/>
@@ -1680,20 +1512,14 @@
         </w:rPr>
         <w:t xml:space="preserve"> (</w:t>
       </w:r>
-      <w:hyperlink r:id="rId40">
-        <w:r>
-          <w:rPr>
-            <w:rtl/>
-            <w:cs/>
-            <w:lang w:val="ar_AE" w:bidi="ar_AE"/>
-          </w:rPr>
-          <w:rPr>
-            <w:color w:val="0000EE"/>
-            <w:u w:val="single"/>
-          </w:rPr>
-          <w:t>2:23</w:t>
-        </w:r>
-      </w:hyperlink>
+      <w:r>
+        <w:rPr>
+          <w:rtl/>
+          <w:cs/>
+          <w:lang w:val="ar_AE" w:bidi="ar_AE"/>
+        </w:rPr>
+        <w:t>2:23</w:t>
+      </w:r>
       <w:r>
         <w:rPr>
           <w:rtl/>
@@ -1790,20 +1616,14 @@
         </w:rPr>
         <w:t xml:space="preserve"> (</w:t>
       </w:r>
-      <w:hyperlink r:id="rId28">
-        <w:r>
-          <w:rPr>
-            <w:rtl/>
-            <w:cs/>
-            <w:lang w:val="ar_AE" w:bidi="ar_AE"/>
-          </w:rPr>
-          <w:rPr>
-            <w:color w:val="0000EE"/>
-            <w:u w:val="single"/>
-          </w:rPr>
-          <w:t>2:16–23</w:t>
-        </w:r>
-      </w:hyperlink>
+      <w:r>
+        <w:rPr>
+          <w:rtl/>
+          <w:cs/>
+          <w:lang w:val="ar_AE" w:bidi="ar_AE"/>
+        </w:rPr>
+        <w:t>2:16–23</w:t>
+      </w:r>
       <w:r>
         <w:rPr>
           <w:rtl/>
@@ -1828,20 +1648,14 @@
         </w:rPr>
         <w:t xml:space="preserve"> (</w:t>
       </w:r>
-      <w:hyperlink r:id="rId41">
-        <w:r>
-          <w:rPr>
-            <w:rtl/>
-            <w:cs/>
-            <w:lang w:val="ar_AE" w:bidi="ar_AE"/>
-          </w:rPr>
-          <w:rPr>
-            <w:color w:val="0000EE"/>
-            <w:u w:val="single"/>
-          </w:rPr>
-          <w:t>2:11</w:t>
-        </w:r>
-      </w:hyperlink>
+      <w:r>
+        <w:rPr>
+          <w:rtl/>
+          <w:cs/>
+          <w:lang w:val="ar_AE" w:bidi="ar_AE"/>
+        </w:rPr>
+        <w:t>2:11</w:t>
+      </w:r>
       <w:r>
         <w:rPr>
           <w:rtl/>
@@ -1850,20 +1664,14 @@
         </w:rPr>
         <w:t xml:space="preserve">، </w:t>
       </w:r>
-      <w:hyperlink r:id="rId42">
-        <w:r>
-          <w:rPr>
-            <w:rtl/>
-            <w:cs/>
-            <w:lang w:val="ar_AE" w:bidi="ar_AE"/>
-          </w:rPr>
-          <w:rPr>
-            <w:color w:val="0000EE"/>
-            <w:u w:val="single"/>
-          </w:rPr>
-          <w:t>19–20</w:t>
-        </w:r>
-      </w:hyperlink>
+      <w:r>
+        <w:rPr>
+          <w:rtl/>
+          <w:cs/>
+          <w:lang w:val="ar_AE" w:bidi="ar_AE"/>
+        </w:rPr>
+        <w:t>19–20</w:t>
+      </w:r>
       <w:r>
         <w:rPr>
           <w:rtl/>
@@ -1872,20 +1680,14 @@
         </w:rPr>
         <w:t xml:space="preserve">؛ </w:t>
       </w:r>
-      <w:hyperlink r:id="rId43">
-        <w:r>
-          <w:rPr>
-            <w:rtl/>
-            <w:cs/>
-            <w:lang w:val="ar_AE" w:bidi="ar_AE"/>
-          </w:rPr>
-          <w:rPr>
-            <w:color w:val="0000EE"/>
-            <w:u w:val="single"/>
-          </w:rPr>
-          <w:t>3:1–4</w:t>
-        </w:r>
-      </w:hyperlink>
+      <w:r>
+        <w:rPr>
+          <w:rtl/>
+          <w:cs/>
+          <w:lang w:val="ar_AE" w:bidi="ar_AE"/>
+        </w:rPr>
+        <w:t>3:1–4</w:t>
+      </w:r>
       <w:r>
         <w:rPr>
           <w:rtl/>
